--- a/submission/ParkPulse_Pitch_Deck.docx
+++ b/submission/ParkPulse_Pitch_Deck.docx
@@ -70,6 +70,16 @@
     <w:p>
       <w:r>
         <w:t>Find the parking that actually chokes traffic, and patrol it first.</w:t>
+      </w:r>
+    </w:p>
+    <w:p>
+      <w:r>
+        <w:t>Team Spectres · Kavya Mahajan, Aarav Harshvardhan, Souhardyo Dasgupta, Vishesh Gupta</w:t>
+      </w:r>
+    </w:p>
+    <w:p>
+      <w:r>
+        <w:t>Demo: https://flipkart-gridlock-gamma.vercel.app/</w:t>
       </w:r>
     </w:p>
     <w:p>

--- a/submission/ParkPulse_Pitch_Deck.docx
+++ b/submission/ParkPulse_Pitch_Deck.docx
@@ -1267,7 +1267,7 @@
         <w:pStyle w:val="ListBullet"/>
       </w:pPr>
       <w:r>
-        <w:t xml:space="preserve">We validate by </w:t>
+        <w:t xml:space="preserve">We validate it four ways: </w:t>
       </w:r>
       <w:r>
         <w:rPr>
@@ -1276,7 +1276,7 @@
         <w:t>face validity</w:t>
       </w:r>
       <w:r>
-        <w:t xml:space="preserve"> (20 of the top 20 are known bad spots) and</w:t>
+        <w:t xml:space="preserve"> (20 of the top 20 are known bad spots),</w:t>
       </w:r>
     </w:p>
     <w:p>
@@ -1290,7 +1290,40 @@
         <w:t>month-to-month stability</w:t>
       </w:r>
       <w:r>
-        <w:t xml:space="preserve"> (ρ ≈ 0.75).</w:t>
+        <w:t xml:space="preserve"> (ρ ≈ 0.75), a </w:t>
+      </w:r>
+      <w:r>
+        <w:rPr>
+          <w:b/>
+        </w:rPr>
+        <w:t>weight-robustness check</w:t>
+      </w:r>
+      <w:r>
+        <w:t>, and an</w:t>
+      </w:r>
+    </w:p>
+    <w:p>
+      <w:r>
+        <w:t xml:space="preserve">  </w:t>
+      </w:r>
+      <w:r>
+        <w:rPr>
+          <w:b/>
+        </w:rPr>
+        <w:t>independent OpenStreetMap cross-check</w:t>
+      </w:r>
+      <w:r>
+        <w:t>: built blind to the road network, the score</w:t>
+      </w:r>
+    </w:p>
+    <w:p>
+      <w:r>
+        <w:t xml:space="preserve">  still rediscovers the commercial cores (near-commerce share climbs 34% to 62% with</w:t>
+      </w:r>
+    </w:p>
+    <w:p>
+      <w:r>
+        <w:t xml:space="preserve">  impact) while correctly ignoring arterial road class.</w:t>
       </w:r>
     </w:p>
     <w:p>
